--- a/preview/docxs/17-modern-ocean.docx
+++ b/preview/docxs/17-modern-ocean.docx
@@ -544,7 +544,7 @@
         </w:rPr>
         <w:t xml:space="preserve">Demo: </w:t>
       </w:r>
-      <w:hyperlink w:history="1" r:id="rIdro9tkaxdrmxq5gktrr6ez">
+      <w:hyperlink w:history="1" r:id="rId3f-mjbd-9vvhclwj0l4yk">
         <w:r>
           <w:rPr>
             <w:color w:val="0891b2"/>
@@ -572,7 +572,7 @@
         </w:rPr>
         <w:t xml:space="preserve">Code: </w:t>
       </w:r>
-      <w:hyperlink w:history="1" r:id="rIdfzrbtlqjfawhh9irghnxz">
+      <w:hyperlink w:history="1" r:id="rIdvlexujpkq2kqzb_wr4kpp">
         <w:r>
           <w:rPr>
             <w:color w:val="0891b2"/>
@@ -662,7 +662,7 @@
         </w:rPr>
         <w:t xml:space="preserve">Demo: </w:t>
       </w:r>
-      <w:hyperlink w:history="1" r:id="rId0iosrpat5pmc_9p94eibu">
+      <w:hyperlink w:history="1" r:id="rId7xgucppq8xxqe_m-mvlr6">
         <w:r>
           <w:rPr>
             <w:color w:val="0891b2"/>
@@ -1096,7 +1096,7 @@
         </w:rPr>
         <w:t xml:space="preserve">Portfolio: </w:t>
       </w:r>
-      <w:hyperlink w:history="1" r:id="rIdcjrevfy7hueh3vs-lrrar">
+      <w:hyperlink w:history="1" r:id="rIdrkyz645dlcnywxjrori-m">
         <w:r>
           <w:rPr>
             <w:color w:val="0891b2"/>
